--- a/skill-project/evaluacion/ejemplo-entrevista-marca-nueva.docx
+++ b/skill-project/evaluacion/ejemplo-entrevista-marca-nueva.docx
@@ -3882,7 +3882,7 @@
         <w:pStyle w:val="Title"/>
       </w:pPr>
       <w:r>
-        <w:t xml:space="preserve">Conversación simulada — asistente-de-marketing (entrevista de marca nueva)</w:t>
+        <w:t xml:space="preserve">Conversación simulada — trafficker-digital (entrevista de marca nueva)</w:t>
       </w:r>
     </w:p>
     <w:p>
